--- a/public/zeugnisse/Arbeitszeugnis_female_schlecht.docx
+++ b/public/zeugnisse/Arbeitszeugnis_female_schlecht.docx
@@ -1,6 +1,6 @@
 
 <file path=word/document.xml><?xml version="1.0" encoding="utf-8"?>
-<w:document xmlns:wpc="http://schemas.microsoft.com/office/word/2010/wordprocessingCanvas" xmlns:cx="http://schemas.microsoft.com/office/drawing/2014/chartex" xmlns:cx1="http://schemas.microsoft.com/office/drawing/2015/9/8/chartex" xmlns:cx2="http://schemas.microsoft.com/office/drawing/2015/10/21/chartex" xmlns:cx3="http://schemas.microsoft.com/office/drawing/2016/5/9/chartex" xmlns:cx4="http://schemas.microsoft.com/office/drawing/2016/5/10/chartex" xmlns:cx5="http://schemas.microsoft.com/office/drawing/2016/5/11/chartex" xmlns:cx6="http://schemas.microsoft.com/office/drawing/2016/5/12/chartex" xmlns:cx7="http://schemas.microsoft.com/office/drawing/2016/5/13/chartex" xmlns:cx8="http://schemas.microsoft.com/office/drawing/2016/5/14/chartex" xmlns:mc="http://schemas.openxmlformats.org/markup-compatibility/2006" xmlns:aink="http://schemas.microsoft.com/office/drawing/2016/ink" xmlns:am3d="http://schemas.microsoft.com/office/drawing/2017/model3d" xmlns:o="urn:schemas-microsoft-com:office:office" xmlns:oel="http://schemas.microsoft.com/office/2019/extlst" xmlns:r="http://schemas.openxmlformats.org/officeDocument/2006/relationships" xmlns:m="http://schemas.openxmlformats.org/officeDocument/2006/math" xmlns:v="urn:schemas-microsoft-com:vml" xmlns:wp14="http://schemas.microsoft.com/office/word/2010/wordprocessingDrawing" xmlns:wp="http://schemas.openxmlformats.org/drawingml/2006/wordprocessingDrawing" xmlns:w10="urn:schemas-microsoft-com:office:word" xmlns:w="http://schemas.openxmlformats.org/wordprocessingml/2006/main" xmlns:w14="http://schemas.microsoft.com/office/word/2010/wordml" xmlns:w15="http://schemas.microsoft.com/office/word/2012/wordml" xmlns:w16cex="http://schemas.microsoft.com/office/word/2018/wordml/cex" xmlns:w16cid="http://schemas.microsoft.com/office/word/2016/wordml/cid" xmlns:w16="http://schemas.microsoft.com/office/word/2018/wordml" xmlns:w16sdtdh="http://schemas.microsoft.com/office/word/2020/wordml/sdtdatahash" xmlns:w16se="http://schemas.microsoft.com/office/word/2015/wordml/symex" xmlns:wpg="http://schemas.microsoft.com/office/word/2010/wordprocessingGroup" xmlns:wpi="http://schemas.microsoft.com/office/word/2010/wordprocessingInk" xmlns:wne="http://schemas.microsoft.com/office/word/2006/wordml" xmlns:wps="http://schemas.microsoft.com/office/word/2010/wordprocessingShape" mc:Ignorable="w14 w15 w16se w16cid w16 w16cex w16sdtdh wp14">
+<w:document xmlns:wpc="http://schemas.microsoft.com/office/word/2010/wordprocessingCanvas" xmlns:cx="http://schemas.microsoft.com/office/drawing/2014/chartex" xmlns:cx1="http://schemas.microsoft.com/office/drawing/2015/9/8/chartex" xmlns:cx2="http://schemas.microsoft.com/office/drawing/2015/10/21/chartex" xmlns:cx3="http://schemas.microsoft.com/office/drawing/2016/5/9/chartex" xmlns:cx4="http://schemas.microsoft.com/office/drawing/2016/5/10/chartex" xmlns:cx5="http://schemas.microsoft.com/office/drawing/2016/5/11/chartex" xmlns:cx6="http://schemas.microsoft.com/office/drawing/2016/5/12/chartex" xmlns:cx7="http://schemas.microsoft.com/office/drawing/2016/5/13/chartex" xmlns:cx8="http://schemas.microsoft.com/office/drawing/2016/5/14/chartex" xmlns:mc="http://schemas.openxmlformats.org/markup-compatibility/2006" xmlns:aink="http://schemas.microsoft.com/office/drawing/2016/ink" xmlns:am3d="http://schemas.microsoft.com/office/drawing/2017/model3d" xmlns:o="urn:schemas-microsoft-com:office:office" xmlns:oel="http://schemas.microsoft.com/office/2019/extlst" xmlns:r="http://schemas.openxmlformats.org/officeDocument/2006/relationships" xmlns:m="http://schemas.openxmlformats.org/officeDocument/2006/math" xmlns:v="urn:schemas-microsoft-com:vml" xmlns:wp14="http://schemas.microsoft.com/office/word/2010/wordprocessingDrawing" xmlns:wp="http://schemas.openxmlformats.org/drawingml/2006/wordprocessingDrawing" xmlns:w10="urn:schemas-microsoft-com:office:word" xmlns:w="http://schemas.openxmlformats.org/wordprocessingml/2006/main" xmlns:w14="http://schemas.microsoft.com/office/word/2010/wordml" xmlns:w15="http://schemas.microsoft.com/office/word/2012/wordml" xmlns:w16cex="http://schemas.microsoft.com/office/word/2018/wordml/cex" xmlns:w16cid="http://schemas.microsoft.com/office/word/2016/wordml/cid" xmlns:w16="http://schemas.microsoft.com/office/word/2018/wordml" xmlns:w16du="http://schemas.microsoft.com/office/word/2023/wordml/word16du" xmlns:w16sdtdh="http://schemas.microsoft.com/office/word/2020/wordml/sdtdatahash" xmlns:w16sdtfl="http://schemas.microsoft.com/office/word/2024/wordml/sdtformatlock" xmlns:w16se="http://schemas.microsoft.com/office/word/2015/wordml/symex" xmlns:wpg="http://schemas.microsoft.com/office/word/2010/wordprocessingGroup" xmlns:wpi="http://schemas.microsoft.com/office/word/2010/wordprocessingInk" xmlns:wne="http://schemas.microsoft.com/office/word/2006/wordml" xmlns:wps="http://schemas.microsoft.com/office/word/2010/wordprocessingShape" mc:Ignorable="w14 w15 w16se w16cid w16 w16cex w16sdtdh w16sdtfl w16du wp14">
   <w:body>
     <w:p>
       <w:pPr>
@@ -20,53 +20,45 @@
       </w:r>
     </w:p>
     <w:p>
-      <w:pPr>
-        <w:rPr>
-          <w:rFonts w:ascii="Malgun Gothic Semilight" w:eastAsia="Malgun Gothic Semilight" w:hAnsi="Malgun Gothic Semilight" w:cs="Malgun Gothic Semilight"/>
-          <w:sz w:val="24"/>
-          <w:szCs w:val="24"/>
-        </w:rPr>
-      </w:pPr>
-      <w:r>
-        <w:rPr>
-          <w:rFonts w:ascii="Malgun Gothic Semilight" w:eastAsia="Malgun Gothic Semilight" w:hAnsi="Malgun Gothic Semilight" w:cs="Malgun Gothic Semilight"/>
-          <w:sz w:val="24"/>
-          <w:szCs w:val="24"/>
-        </w:rPr>
-        <w:t xml:space="preserve">Pflegedienst MORO GmbH • Provinzialstraße 82 • 44388 Dortmund</w:t>
-      </w:r>
-      <w:r>
+      <w:r>
+        <w:rPr>
+          <w:rFonts w:ascii="Malgun Gothic Semilight" w:eastAsia="Malgun Gothic Semilight" w:hAnsi="Malgun Gothic Semilight" w:cs="Malgun Gothic Semilight"/>
+          <w:sz w:val="16"/>
+          <w:szCs w:val="20"/>
+          <w:u w:val="single"/>
+        </w:rPr>
+        <w:t>Pflegedienst MORO GmbH • Provinzialstraße 82 • 44388 Dortmund</w:t>
+      </w:r>
+      <w:r>
+        <w:rPr>
+          <w:rFonts w:ascii="Malgun Gothic" w:eastAsia="Malgun Gothic" w:hAnsi="Malgun Gothic" w:cs="Malgun Gothic Semilight"/>
+          <w:u w:val="single"/>
+        </w:rPr>
         <w:br/>
       </w:r>
       <w:r>
         <w:rPr>
-          <w:rFonts w:ascii="Malgun Gothic Semilight" w:eastAsia="Malgun Gothic Semilight" w:hAnsi="Malgun Gothic Semilight" w:cs="Malgun Gothic Semilight"/>
-          <w:sz w:val="24"/>
-          <w:szCs w:val="24"/>
-        </w:rPr>
-        <w:t xml:space="preserve">Frau {vorname} {nachname}</w:t>
-      </w:r>
-      <w:r>
+          <w:rFonts w:ascii="Malgun Gothic" w:eastAsia="Malgun Gothic" w:hAnsi="Malgun Gothic" w:cs="Malgun Gothic Semilight"/>
+          <w:b/>
+          <w:bCs/>
+        </w:rPr>
+        <w:t>Frau {vorname} {nachname}</w:t>
+      </w:r>
+      <w:r>
+        <w:rPr>
+          <w:rFonts w:ascii="Malgun Gothic" w:eastAsia="Malgun Gothic" w:hAnsi="Malgun Gothic" w:cs="Malgun Gothic Semilight"/>
+          <w:b/>
+        </w:rPr>
         <w:br/>
-      </w:r>
-      <w:r>
-        <w:rPr>
-          <w:rFonts w:ascii="Malgun Gothic Semilight" w:eastAsia="Malgun Gothic Semilight" w:hAnsi="Malgun Gothic Semilight" w:cs="Malgun Gothic Semilight"/>
-          <w:sz w:val="24"/>
-          <w:szCs w:val="24"/>
-        </w:rPr>
-        <w:t xml:space="preserve">{street}</w:t>
-      </w:r>
-      <w:r>
+        <w:t>{street}</w:t>
+      </w:r>
+      <w:r>
+        <w:rPr>
+          <w:rFonts w:ascii="Malgun Gothic" w:eastAsia="Malgun Gothic" w:hAnsi="Malgun Gothic" w:cs="Malgun Gothic Semilight"/>
+          <w:b/>
+        </w:rPr>
         <w:br/>
-      </w:r>
-      <w:r>
-        <w:rPr>
-          <w:rFonts w:ascii="Malgun Gothic Semilight" w:eastAsia="Malgun Gothic Semilight" w:hAnsi="Malgun Gothic Semilight" w:cs="Malgun Gothic Semilight"/>
-          <w:sz w:val="24"/>
-          <w:szCs w:val="24"/>
-        </w:rPr>
-        <w:t xml:space="preserve">{city}</w:t>
+        <w:t>{city}</w:t>
       </w:r>
     </w:p>
     <w:p>
@@ -84,7 +76,7 @@
           <w:sz w:val="24"/>
           <w:szCs w:val="24"/>
         </w:rPr>
-        <w:t xml:space="preserve">Dortmund, den {date}</w:t>
+        <w:t>Dortmund, den {date}</w:t>
       </w:r>
     </w:p>
     <w:p>
@@ -123,7 +115,7 @@
           <w:sz w:val="20"/>
           <w:szCs w:val="20"/>
         </w:rPr>
-        <w:t xml:space="preserve">Frau {vorname} {nachname}, geboren am {bday} in {cofbirth}, {beendet === 'ja' ? 'war' : 'ist'} seit dem {begin} als {prof} in unserem Unternehmen beschäftigt.</w:t>
+        <w:t>Frau {vorname} {nachname}, geboren am {bday} in {cofbirth}, {beendet === 'ja' ? 'war' : 'ist'} seit dem {begin} als {prof} in unserem Unternehmen beschäftigt.</w:t>
       </w:r>
       <w:r>
         <w:br/>
@@ -134,7 +126,7 @@
           <w:sz w:val="20"/>
           <w:szCs w:val="20"/>
         </w:rPr>
-        <w:t xml:space="preserve">Die Pflegedienst MORO GmbH ist ein ambulanter Pflegedienst mit Sitz in Dortmund. Das Unternehmen versorgt rund 100 Patienten aus Bochum und Dortmund, bei denen pflegerische als auch hauswirtschaftliche Leistungen benötigt werden.</w:t>
+        <w:t>Die Pflegedienst MORO GmbH ist ein ambulanter Pflegedienst mit Sitz in Dortmund. Das Unternehmen versorgt rund 100 Patienten aus Bochum und Dortmund, bei denen pflegerische als auch hauswirtschaftliche Leistungen benötigt werden.</w:t>
       </w:r>
       <w:r>
         <w:br/>
@@ -145,7 +137,7 @@
           <w:sz w:val="20"/>
           <w:szCs w:val="20"/>
         </w:rPr>
-        <w:t xml:space="preserve">Ihr Aufgabengebiet umfasste im Wesentlichen alle Tätigkeiten als {prof}.</w:t>
+        <w:t>Ihr Aufgabengebiet umfasste im Wesentlichen alle Tätigkeiten als {prof}.</w:t>
       </w:r>
     </w:p>
     <w:p>
@@ -162,7 +154,7 @@
           <w:sz w:val="20"/>
           <w:szCs w:val="20"/>
         </w:rPr>
-        <w:t xml:space="preserve">Frau {nachname} war bemüht, die ihr übertragenen Aufgaben zu erfüllen. Sie setzte das vorhandene Fachwissen ein, um ihren Arbeitsbereich zu bewältigen. Die Arbeitsqualität von Frau {nachname} entsprach überwiegend unseren Anforderungen. Ihre Aufgaben erledigte sie zu unserer überwiegenden Zufriedenheit.</w:t>
+        <w:t>Frau {nachname} war bemüht, die ihr übertragenen Aufgaben zu erfüllen. Sie setzte das vorhandene Fachwissen ein, um ihren Arbeitsbereich zu bewältigen. Die Arbeitsqualität von Frau {nachname} entsprach überwiegend unseren Anforderungen. Ihre Aufgaben erledigte sie zu unserer überwiegenden Zufriedenheit.</w:t>
       </w:r>
     </w:p>
     <w:p>
@@ -179,7 +171,7 @@
           <w:sz w:val="20"/>
           <w:szCs w:val="20"/>
         </w:rPr>
-        <w:t xml:space="preserve">Frau {nachname} verhielt sich gegenüber Vorgesetzten und Mitarbeitern im Wesentlichen korrekt.Frau {nachname} {beendet === 'ja' ? 'verließ' : 'verlässt'} unser Unternehmen zum {ende}. Wir wünschen ihr für ihren weiteren Berufs- und Lebensweg alles Gute.</w:t>
+        <w:t>Frau {nachname} verhielt sich gegenüber Vorgesetzten und Mitarbeitern im Wesentlichen korrekt.Frau {nachname} {beendet === 'ja' ? 'verließ' : 'verlässt'} unser Unternehmen zum {ende}. Wir wünschen ihr für ihren weiteren Berufs- und Lebensweg alles Gute.</w:t>
       </w:r>
     </w:p>
     <w:p>
@@ -240,7 +232,7 @@
 </file>
 
 <file path=word/endnotes.xml><?xml version="1.0" encoding="utf-8"?>
-<w:endnotes xmlns:wpc="http://schemas.microsoft.com/office/word/2010/wordprocessingCanvas" xmlns:cx="http://schemas.microsoft.com/office/drawing/2014/chartex" xmlns:cx1="http://schemas.microsoft.com/office/drawing/2015/9/8/chartex" xmlns:cx2="http://schemas.microsoft.com/office/drawing/2015/10/21/chartex" xmlns:cx3="http://schemas.microsoft.com/office/drawing/2016/5/9/chartex" xmlns:cx4="http://schemas.microsoft.com/office/drawing/2016/5/10/chartex" xmlns:cx5="http://schemas.microsoft.com/office/drawing/2016/5/11/chartex" xmlns:cx6="http://schemas.microsoft.com/office/drawing/2016/5/12/chartex" xmlns:cx7="http://schemas.microsoft.com/office/drawing/2016/5/13/chartex" xmlns:cx8="http://schemas.microsoft.com/office/drawing/2016/5/14/chartex" xmlns:mc="http://schemas.openxmlformats.org/markup-compatibility/2006" xmlns:aink="http://schemas.microsoft.com/office/drawing/2016/ink" xmlns:am3d="http://schemas.microsoft.com/office/drawing/2017/model3d" xmlns:o="urn:schemas-microsoft-com:office:office" xmlns:oel="http://schemas.microsoft.com/office/2019/extlst" xmlns:r="http://schemas.openxmlformats.org/officeDocument/2006/relationships" xmlns:m="http://schemas.openxmlformats.org/officeDocument/2006/math" xmlns:v="urn:schemas-microsoft-com:vml" xmlns:wp14="http://schemas.microsoft.com/office/word/2010/wordprocessingDrawing" xmlns:wp="http://schemas.openxmlformats.org/drawingml/2006/wordprocessingDrawing" xmlns:w10="urn:schemas-microsoft-com:office:word" xmlns:w="http://schemas.openxmlformats.org/wordprocessingml/2006/main" xmlns:w14="http://schemas.microsoft.com/office/word/2010/wordml" xmlns:w15="http://schemas.microsoft.com/office/word/2012/wordml" xmlns:w16cex="http://schemas.microsoft.com/office/word/2018/wordml/cex" xmlns:w16cid="http://schemas.microsoft.com/office/word/2016/wordml/cid" xmlns:w16="http://schemas.microsoft.com/office/word/2018/wordml" xmlns:w16sdtdh="http://schemas.microsoft.com/office/word/2020/wordml/sdtdatahash" xmlns:w16se="http://schemas.microsoft.com/office/word/2015/wordml/symex" xmlns:wpg="http://schemas.microsoft.com/office/word/2010/wordprocessingGroup" xmlns:wpi="http://schemas.microsoft.com/office/word/2010/wordprocessingInk" xmlns:wne="http://schemas.microsoft.com/office/word/2006/wordml" xmlns:wps="http://schemas.microsoft.com/office/word/2010/wordprocessingShape" mc:Ignorable="w14 w15 w16se w16cid w16 w16cex w16sdtdh wp14">
+<w:endnotes xmlns:wpc="http://schemas.microsoft.com/office/word/2010/wordprocessingCanvas" xmlns:cx="http://schemas.microsoft.com/office/drawing/2014/chartex" xmlns:cx1="http://schemas.microsoft.com/office/drawing/2015/9/8/chartex" xmlns:cx2="http://schemas.microsoft.com/office/drawing/2015/10/21/chartex" xmlns:cx3="http://schemas.microsoft.com/office/drawing/2016/5/9/chartex" xmlns:cx4="http://schemas.microsoft.com/office/drawing/2016/5/10/chartex" xmlns:cx5="http://schemas.microsoft.com/office/drawing/2016/5/11/chartex" xmlns:cx6="http://schemas.microsoft.com/office/drawing/2016/5/12/chartex" xmlns:cx7="http://schemas.microsoft.com/office/drawing/2016/5/13/chartex" xmlns:cx8="http://schemas.microsoft.com/office/drawing/2016/5/14/chartex" xmlns:mc="http://schemas.openxmlformats.org/markup-compatibility/2006" xmlns:aink="http://schemas.microsoft.com/office/drawing/2016/ink" xmlns:am3d="http://schemas.microsoft.com/office/drawing/2017/model3d" xmlns:o="urn:schemas-microsoft-com:office:office" xmlns:oel="http://schemas.microsoft.com/office/2019/extlst" xmlns:r="http://schemas.openxmlformats.org/officeDocument/2006/relationships" xmlns:m="http://schemas.openxmlformats.org/officeDocument/2006/math" xmlns:v="urn:schemas-microsoft-com:vml" xmlns:wp14="http://schemas.microsoft.com/office/word/2010/wordprocessingDrawing" xmlns:wp="http://schemas.openxmlformats.org/drawingml/2006/wordprocessingDrawing" xmlns:w10="urn:schemas-microsoft-com:office:word" xmlns:w="http://schemas.openxmlformats.org/wordprocessingml/2006/main" xmlns:w14="http://schemas.microsoft.com/office/word/2010/wordml" xmlns:w15="http://schemas.microsoft.com/office/word/2012/wordml" xmlns:w16cex="http://schemas.microsoft.com/office/word/2018/wordml/cex" xmlns:w16cid="http://schemas.microsoft.com/office/word/2016/wordml/cid" xmlns:w16="http://schemas.microsoft.com/office/word/2018/wordml" xmlns:w16du="http://schemas.microsoft.com/office/word/2023/wordml/word16du" xmlns:w16sdtdh="http://schemas.microsoft.com/office/word/2020/wordml/sdtdatahash" xmlns:w16sdtfl="http://schemas.microsoft.com/office/word/2024/wordml/sdtformatlock" xmlns:w16se="http://schemas.microsoft.com/office/word/2015/wordml/symex" xmlns:wpg="http://schemas.microsoft.com/office/word/2010/wordprocessingGroup" xmlns:wpi="http://schemas.microsoft.com/office/word/2010/wordprocessingInk" xmlns:wne="http://schemas.microsoft.com/office/word/2006/wordml" xmlns:wps="http://schemas.microsoft.com/office/word/2010/wordprocessingShape" mc:Ignorable="w14 w15 w16se w16cid w16 w16cex w16sdtdh w16sdtfl w16du wp14">
   <w:endnote w:type="separator" w:id="-1">
     <w:p>
       <w:pPr>
@@ -265,7 +257,7 @@
 </file>
 
 <file path=word/footnotes.xml><?xml version="1.0" encoding="utf-8"?>
-<w:footnotes xmlns:wpc="http://schemas.microsoft.com/office/word/2010/wordprocessingCanvas" xmlns:cx="http://schemas.microsoft.com/office/drawing/2014/chartex" xmlns:cx1="http://schemas.microsoft.com/office/drawing/2015/9/8/chartex" xmlns:cx2="http://schemas.microsoft.com/office/drawing/2015/10/21/chartex" xmlns:cx3="http://schemas.microsoft.com/office/drawing/2016/5/9/chartex" xmlns:cx4="http://schemas.microsoft.com/office/drawing/2016/5/10/chartex" xmlns:cx5="http://schemas.microsoft.com/office/drawing/2016/5/11/chartex" xmlns:cx6="http://schemas.microsoft.com/office/drawing/2016/5/12/chartex" xmlns:cx7="http://schemas.microsoft.com/office/drawing/2016/5/13/chartex" xmlns:cx8="http://schemas.microsoft.com/office/drawing/2016/5/14/chartex" xmlns:mc="http://schemas.openxmlformats.org/markup-compatibility/2006" xmlns:aink="http://schemas.microsoft.com/office/drawing/2016/ink" xmlns:am3d="http://schemas.microsoft.com/office/drawing/2017/model3d" xmlns:o="urn:schemas-microsoft-com:office:office" xmlns:oel="http://schemas.microsoft.com/office/2019/extlst" xmlns:r="http://schemas.openxmlformats.org/officeDocument/2006/relationships" xmlns:m="http://schemas.openxmlformats.org/officeDocument/2006/math" xmlns:v="urn:schemas-microsoft-com:vml" xmlns:wp14="http://schemas.microsoft.com/office/word/2010/wordprocessingDrawing" xmlns:wp="http://schemas.openxmlformats.org/drawingml/2006/wordprocessingDrawing" xmlns:w10="urn:schemas-microsoft-com:office:word" xmlns:w="http://schemas.openxmlformats.org/wordprocessingml/2006/main" xmlns:w14="http://schemas.microsoft.com/office/word/2010/wordml" xmlns:w15="http://schemas.microsoft.com/office/word/2012/wordml" xmlns:w16cex="http://schemas.microsoft.com/office/word/2018/wordml/cex" xmlns:w16cid="http://schemas.microsoft.com/office/word/2016/wordml/cid" xmlns:w16="http://schemas.microsoft.com/office/word/2018/wordml" xmlns:w16sdtdh="http://schemas.microsoft.com/office/word/2020/wordml/sdtdatahash" xmlns:w16se="http://schemas.microsoft.com/office/word/2015/wordml/symex" xmlns:wpg="http://schemas.microsoft.com/office/word/2010/wordprocessingGroup" xmlns:wpi="http://schemas.microsoft.com/office/word/2010/wordprocessingInk" xmlns:wne="http://schemas.microsoft.com/office/word/2006/wordml" xmlns:wps="http://schemas.microsoft.com/office/word/2010/wordprocessingShape" mc:Ignorable="w14 w15 w16se w16cid w16 w16cex w16sdtdh wp14">
+<w:footnotes xmlns:wpc="http://schemas.microsoft.com/office/word/2010/wordprocessingCanvas" xmlns:cx="http://schemas.microsoft.com/office/drawing/2014/chartex" xmlns:cx1="http://schemas.microsoft.com/office/drawing/2015/9/8/chartex" xmlns:cx2="http://schemas.microsoft.com/office/drawing/2015/10/21/chartex" xmlns:cx3="http://schemas.microsoft.com/office/drawing/2016/5/9/chartex" xmlns:cx4="http://schemas.microsoft.com/office/drawing/2016/5/10/chartex" xmlns:cx5="http://schemas.microsoft.com/office/drawing/2016/5/11/chartex" xmlns:cx6="http://schemas.microsoft.com/office/drawing/2016/5/12/chartex" xmlns:cx7="http://schemas.microsoft.com/office/drawing/2016/5/13/chartex" xmlns:cx8="http://schemas.microsoft.com/office/drawing/2016/5/14/chartex" xmlns:mc="http://schemas.openxmlformats.org/markup-compatibility/2006" xmlns:aink="http://schemas.microsoft.com/office/drawing/2016/ink" xmlns:am3d="http://schemas.microsoft.com/office/drawing/2017/model3d" xmlns:o="urn:schemas-microsoft-com:office:office" xmlns:oel="http://schemas.microsoft.com/office/2019/extlst" xmlns:r="http://schemas.openxmlformats.org/officeDocument/2006/relationships" xmlns:m="http://schemas.openxmlformats.org/officeDocument/2006/math" xmlns:v="urn:schemas-microsoft-com:vml" xmlns:wp14="http://schemas.microsoft.com/office/word/2010/wordprocessingDrawing" xmlns:wp="http://schemas.openxmlformats.org/drawingml/2006/wordprocessingDrawing" xmlns:w10="urn:schemas-microsoft-com:office:word" xmlns:w="http://schemas.openxmlformats.org/wordprocessingml/2006/main" xmlns:w14="http://schemas.microsoft.com/office/word/2010/wordml" xmlns:w15="http://schemas.microsoft.com/office/word/2012/wordml" xmlns:w16cex="http://schemas.microsoft.com/office/word/2018/wordml/cex" xmlns:w16cid="http://schemas.microsoft.com/office/word/2016/wordml/cid" xmlns:w16="http://schemas.microsoft.com/office/word/2018/wordml" xmlns:w16du="http://schemas.microsoft.com/office/word/2023/wordml/word16du" xmlns:w16sdtdh="http://schemas.microsoft.com/office/word/2020/wordml/sdtdatahash" xmlns:w16sdtfl="http://schemas.microsoft.com/office/word/2024/wordml/sdtformatlock" xmlns:w16se="http://schemas.microsoft.com/office/word/2015/wordml/symex" xmlns:wpg="http://schemas.microsoft.com/office/word/2010/wordprocessingGroup" xmlns:wpi="http://schemas.microsoft.com/office/word/2010/wordprocessingInk" xmlns:wne="http://schemas.microsoft.com/office/word/2006/wordml" xmlns:wps="http://schemas.microsoft.com/office/word/2010/wordprocessingShape" mc:Ignorable="w14 w15 w16se w16cid w16 w16cex w16sdtdh w16sdtfl w16du wp14">
   <w:footnote w:type="separator" w:id="-1">
     <w:p>
       <w:pPr>
@@ -290,7 +282,7 @@
 </file>
 
 <file path=word/header1.xml><?xml version="1.0" encoding="utf-8"?>
-<w:hdr xmlns:wpc="http://schemas.microsoft.com/office/word/2010/wordprocessingCanvas" xmlns:cx="http://schemas.microsoft.com/office/drawing/2014/chartex" xmlns:cx1="http://schemas.microsoft.com/office/drawing/2015/9/8/chartex" xmlns:cx2="http://schemas.microsoft.com/office/drawing/2015/10/21/chartex" xmlns:cx3="http://schemas.microsoft.com/office/drawing/2016/5/9/chartex" xmlns:cx4="http://schemas.microsoft.com/office/drawing/2016/5/10/chartex" xmlns:cx5="http://schemas.microsoft.com/office/drawing/2016/5/11/chartex" xmlns:cx6="http://schemas.microsoft.com/office/drawing/2016/5/12/chartex" xmlns:cx7="http://schemas.microsoft.com/office/drawing/2016/5/13/chartex" xmlns:cx8="http://schemas.microsoft.com/office/drawing/2016/5/14/chartex" xmlns:mc="http://schemas.openxmlformats.org/markup-compatibility/2006" xmlns:aink="http://schemas.microsoft.com/office/drawing/2016/ink" xmlns:am3d="http://schemas.microsoft.com/office/drawing/2017/model3d" xmlns:o="urn:schemas-microsoft-com:office:office" xmlns:oel="http://schemas.microsoft.com/office/2019/extlst" xmlns:r="http://schemas.openxmlformats.org/officeDocument/2006/relationships" xmlns:m="http://schemas.openxmlformats.org/officeDocument/2006/math" xmlns:v="urn:schemas-microsoft-com:vml" xmlns:wp14="http://schemas.microsoft.com/office/word/2010/wordprocessingDrawing" xmlns:wp="http://schemas.openxmlformats.org/drawingml/2006/wordprocessingDrawing" xmlns:w10="urn:schemas-microsoft-com:office:word" xmlns:w="http://schemas.openxmlformats.org/wordprocessingml/2006/main" xmlns:w14="http://schemas.microsoft.com/office/word/2010/wordml" xmlns:w15="http://schemas.microsoft.com/office/word/2012/wordml" xmlns:w16cex="http://schemas.microsoft.com/office/word/2018/wordml/cex" xmlns:w16cid="http://schemas.microsoft.com/office/word/2016/wordml/cid" xmlns:w16="http://schemas.microsoft.com/office/word/2018/wordml" xmlns:w16sdtdh="http://schemas.microsoft.com/office/word/2020/wordml/sdtdatahash" xmlns:w16se="http://schemas.microsoft.com/office/word/2015/wordml/symex" xmlns:wpg="http://schemas.microsoft.com/office/word/2010/wordprocessingGroup" xmlns:wpi="http://schemas.microsoft.com/office/word/2010/wordprocessingInk" xmlns:wne="http://schemas.microsoft.com/office/word/2006/wordml" xmlns:wps="http://schemas.microsoft.com/office/word/2010/wordprocessingShape" mc:Ignorable="w14 w15 w16se w16cid w16 w16cex w16sdtdh wp14">
+<w:hdr xmlns:wpc="http://schemas.microsoft.com/office/word/2010/wordprocessingCanvas" xmlns:cx="http://schemas.microsoft.com/office/drawing/2014/chartex" xmlns:cx1="http://schemas.microsoft.com/office/drawing/2015/9/8/chartex" xmlns:cx2="http://schemas.microsoft.com/office/drawing/2015/10/21/chartex" xmlns:cx3="http://schemas.microsoft.com/office/drawing/2016/5/9/chartex" xmlns:cx4="http://schemas.microsoft.com/office/drawing/2016/5/10/chartex" xmlns:cx5="http://schemas.microsoft.com/office/drawing/2016/5/11/chartex" xmlns:cx6="http://schemas.microsoft.com/office/drawing/2016/5/12/chartex" xmlns:cx7="http://schemas.microsoft.com/office/drawing/2016/5/13/chartex" xmlns:cx8="http://schemas.microsoft.com/office/drawing/2016/5/14/chartex" xmlns:mc="http://schemas.openxmlformats.org/markup-compatibility/2006" xmlns:aink="http://schemas.microsoft.com/office/drawing/2016/ink" xmlns:am3d="http://schemas.microsoft.com/office/drawing/2017/model3d" xmlns:o="urn:schemas-microsoft-com:office:office" xmlns:oel="http://schemas.microsoft.com/office/2019/extlst" xmlns:r="http://schemas.openxmlformats.org/officeDocument/2006/relationships" xmlns:m="http://schemas.openxmlformats.org/officeDocument/2006/math" xmlns:v="urn:schemas-microsoft-com:vml" xmlns:wp14="http://schemas.microsoft.com/office/word/2010/wordprocessingDrawing" xmlns:wp="http://schemas.openxmlformats.org/drawingml/2006/wordprocessingDrawing" xmlns:w10="urn:schemas-microsoft-com:office:word" xmlns:w="http://schemas.openxmlformats.org/wordprocessingml/2006/main" xmlns:w14="http://schemas.microsoft.com/office/word/2010/wordml" xmlns:w15="http://schemas.microsoft.com/office/word/2012/wordml" xmlns:w16cex="http://schemas.microsoft.com/office/word/2018/wordml/cex" xmlns:w16cid="http://schemas.microsoft.com/office/word/2016/wordml/cid" xmlns:w16="http://schemas.microsoft.com/office/word/2018/wordml" xmlns:w16du="http://schemas.microsoft.com/office/word/2023/wordml/word16du" xmlns:w16sdtdh="http://schemas.microsoft.com/office/word/2020/wordml/sdtdatahash" xmlns:w16sdtfl="http://schemas.microsoft.com/office/word/2024/wordml/sdtformatlock" xmlns:w16se="http://schemas.microsoft.com/office/word/2015/wordml/symex" xmlns:wpg="http://schemas.microsoft.com/office/word/2010/wordprocessingGroup" xmlns:wpi="http://schemas.microsoft.com/office/word/2010/wordprocessingInk" xmlns:wne="http://schemas.microsoft.com/office/word/2006/wordml" xmlns:wps="http://schemas.microsoft.com/office/word/2010/wordprocessingShape" mc:Ignorable="w14 w15 w16se w16cid w16 w16cex w16sdtdh w16sdtfl w16du wp14">
   <w:p>
     <w:pPr>
       <w:pStyle w:val="Kopfzeile"/>
@@ -359,7 +351,7 @@
 </file>
 
 <file path=word/styles.xml><?xml version="1.0" encoding="utf-8"?>
-<w:styles xmlns:mc="http://schemas.openxmlformats.org/markup-compatibility/2006" xmlns:r="http://schemas.openxmlformats.org/officeDocument/2006/relationships" xmlns:w="http://schemas.openxmlformats.org/wordprocessingml/2006/main" xmlns:w14="http://schemas.microsoft.com/office/word/2010/wordml" xmlns:w15="http://schemas.microsoft.com/office/word/2012/wordml" xmlns:w16cex="http://schemas.microsoft.com/office/word/2018/wordml/cex" xmlns:w16cid="http://schemas.microsoft.com/office/word/2016/wordml/cid" xmlns:w16="http://schemas.microsoft.com/office/word/2018/wordml" xmlns:w16sdtdh="http://schemas.microsoft.com/office/word/2020/wordml/sdtdatahash" xmlns:w16se="http://schemas.microsoft.com/office/word/2015/wordml/symex" mc:Ignorable="w14 w15 w16se w16cid w16 w16cex w16sdtdh">
+<w:styles xmlns:mc="http://schemas.openxmlformats.org/markup-compatibility/2006" xmlns:r="http://schemas.openxmlformats.org/officeDocument/2006/relationships" xmlns:w="http://schemas.openxmlformats.org/wordprocessingml/2006/main" xmlns:w14="http://schemas.microsoft.com/office/word/2010/wordml" xmlns:w15="http://schemas.microsoft.com/office/word/2012/wordml" xmlns:w16cex="http://schemas.microsoft.com/office/word/2018/wordml/cex" xmlns:w16cid="http://schemas.microsoft.com/office/word/2016/wordml/cid" xmlns:w16="http://schemas.microsoft.com/office/word/2018/wordml" xmlns:w16du="http://schemas.microsoft.com/office/word/2023/wordml/word16du" xmlns:w16sdtdh="http://schemas.microsoft.com/office/word/2020/wordml/sdtdatahash" xmlns:w16sdtfl="http://schemas.microsoft.com/office/word/2024/wordml/sdtformatlock" xmlns:w16se="http://schemas.microsoft.com/office/word/2015/wordml/symex" mc:Ignorable="w14 w15 w16se w16cid w16 w16cex w16sdtdh w16sdtfl w16du">
   <w:docDefaults>
     <w:rPrDefault>
       <w:rPr>
